--- a/_book/techreport.docx
+++ b/_book/techreport.docx
@@ -229,6 +229,26 @@
                 <w:sz w:val="28"/>
                 <w:szCs w:val="28"/>
               </w:rPr>
+              <w:t xml:space="preserve">, Daniel Doutaz</w:t>
+            </w:r>
+            <w:r>
+              <w:rPr>
+                <w:rFonts w:ascii="Microsoft Sans Serif" w:hAnsi="Microsoft Sans Serif" w:cs="Microsoft Sans Serif"/>
+                <w:sz w:val="28"/>
+                <w:szCs w:val="28"/>
+                <w:vertAlign w:val="superscript"/>
+              </w:rPr>
+              <w:t xml:space="preserve">4</w:t>
+            </w:r>
+            <w:r>
+              <w:rPr>
+                <w:rFonts w:ascii="Microsoft Sans Serif" w:hAnsi="Microsoft Sans Serif" w:cs="Microsoft Sans Serif"/>
+                <w:sz w:val="28"/>
+                <w:szCs w:val="28"/>
+                <w:rFonts w:ascii="Microsoft Sans Serif" w:hAnsi="Microsoft Sans Serif" w:cs="Microsoft Sans Serif"/>
+                <w:sz w:val="28"/>
+                <w:szCs w:val="28"/>
+              </w:rPr>
               <w:t xml:space="preserve">, Erika Anderson</w:t>
             </w:r>
             <w:r>
@@ -319,7 +339,33 @@
                 <w:szCs w:val="28"/>
                 <w:lang w:val="fr-CA"/>
               </w:rPr>
-              <w:t xml:space="preserve">Pacific Salmon Commission, 600–1155 Robson Street</w:t>
+              <w:t xml:space="preserve">Cultus Lake Lab, Fisheries and Oceans Canada,</w:t>
+            </w:r>
+            <w:r>
+              <w:rPr>
+                <w:rFonts w:ascii="Microsoft Sans Serif" w:hAnsi="Microsoft Sans Serif" w:cs="Microsoft Sans Serif"/>
+                <w:sz w:val="28"/>
+                <w:szCs w:val="28"/>
+                <w:lang w:val="fr-CA"/>
+                <w:rFonts w:ascii="Microsoft Sans Serif" w:hAnsi="Microsoft Sans Serif" w:cs="Microsoft Sans Serif"/>
+                <w:sz w:val="28"/>
+                <w:szCs w:val="28"/>
+                <w:lang w:val="fr-CA"/>
+              </w:rPr>
+              <w:t xml:space="preserve"/>
+            </w:r>
+            <w:r>
+              <w:rPr>
+                <w:rFonts w:ascii="Microsoft Sans Serif" w:hAnsi="Microsoft Sans Serif" w:cs="Microsoft Sans Serif"/>
+                <w:sz w:val="28"/>
+                <w:szCs w:val="28"/>
+                <w:lang w:val="fr-CA"/>
+                <w:rFonts w:ascii="Microsoft Sans Serif" w:hAnsi="Microsoft Sans Serif" w:cs="Microsoft Sans Serif"/>
+                <w:sz w:val="28"/>
+                <w:szCs w:val="28"/>
+                <w:lang w:val="fr-CA"/>
+              </w:rPr>
+              <w:t xml:space="preserve">4222 Columbia Valley Road, Cultus Lake, British Columbia</w:t>
             </w:r>
             <w:r>
               <w:rPr>
@@ -345,7 +391,7 @@
                 <w:szCs w:val="28"/>
                 <w:lang w:val="fr-CA"/>
               </w:rPr>
-              <w:t xml:space="preserve">Vancouver, British Columbia, V6E 1B5, Canada</w:t>
+              <w:t xml:space="preserve">V2R 5B6, Canada</w:t>
             </w:r>
             <w:r>
               <w:rPr>
@@ -496,6 +542,68 @@
                 <w:lang w:val="fr-CA"/>
               </w:rPr>
               <w:t xml:space="preserve">Canada</w:t>
+            </w:r>
+            <w:r>
+              <w:rPr>
+                <w:rFonts w:ascii="Microsoft Sans Serif" w:hAnsi="Microsoft Sans Serif" w:cs="Microsoft Sans Serif"/>
+                <w:sz w:val="28"/>
+                <w:szCs w:val="28"/>
+                <w:lang w:val="fr-CA"/>
+                <w:rFonts w:ascii="Microsoft Sans Serif" w:hAnsi="Microsoft Sans Serif" w:cs="Microsoft Sans Serif"/>
+                <w:sz w:val="28"/>
+                <w:szCs w:val="28"/>
+                <w:lang w:val="fr-CA"/>
+              </w:rPr>
+              <w:br/>
+            </w:r>
+            <w:r>
+              <w:rPr>
+                <w:rFonts w:ascii="Microsoft Sans Serif" w:hAnsi="Microsoft Sans Serif" w:cs="Microsoft Sans Serif"/>
+                <w:sz w:val="28"/>
+                <w:szCs w:val="28"/>
+                <w:lang w:val="fr-CA"/>
+                <w:vertAlign w:val="superscript"/>
+              </w:rPr>
+              <w:t xml:space="preserve">4</w:t>
+            </w:r>
+            <w:r>
+              <w:rPr>
+                <w:rFonts w:ascii="Microsoft Sans Serif" w:hAnsi="Microsoft Sans Serif" w:cs="Microsoft Sans Serif"/>
+                <w:sz w:val="28"/>
+                <w:szCs w:val="28"/>
+                <w:lang w:val="fr-CA"/>
+                <w:rFonts w:ascii="Microsoft Sans Serif" w:hAnsi="Microsoft Sans Serif" w:cs="Microsoft Sans Serif"/>
+                <w:sz w:val="28"/>
+                <w:szCs w:val="28"/>
+                <w:lang w:val="fr-CA"/>
+              </w:rPr>
+              <w:t xml:space="preserve">Kamloops Area Office, Fisheries and Oceans, 985 McGill Place</w:t>
+            </w:r>
+            <w:r>
+              <w:rPr>
+                <w:rFonts w:ascii="Microsoft Sans Serif" w:hAnsi="Microsoft Sans Serif" w:cs="Microsoft Sans Serif"/>
+                <w:sz w:val="28"/>
+                <w:szCs w:val="28"/>
+                <w:lang w:val="fr-CA"/>
+                <w:rFonts w:ascii="Microsoft Sans Serif" w:hAnsi="Microsoft Sans Serif" w:cs="Microsoft Sans Serif"/>
+                <w:sz w:val="28"/>
+                <w:szCs w:val="28"/>
+                <w:lang w:val="fr-CA"/>
+              </w:rPr>
+              <w:br/>
+            </w:r>
+            <w:r>
+              <w:rPr>
+                <w:rFonts w:ascii="Microsoft Sans Serif" w:hAnsi="Microsoft Sans Serif" w:cs="Microsoft Sans Serif"/>
+                <w:sz w:val="28"/>
+                <w:szCs w:val="28"/>
+                <w:lang w:val="fr-CA"/>
+                <w:rFonts w:ascii="Microsoft Sans Serif" w:hAnsi="Microsoft Sans Serif" w:cs="Microsoft Sans Serif"/>
+                <w:sz w:val="28"/>
+                <w:szCs w:val="28"/>
+                <w:lang w:val="fr-CA"/>
+              </w:rPr>
+              <w:t xml:space="preserve">Kamloops, British Columbia, V2C 6X6, Canada</w:t>
             </w:r>
             <w:r>
               <w:rPr>

--- a/_book/techreport.docx
+++ b/_book/techreport.docx
@@ -339,7 +339,7 @@
                 <w:szCs w:val="28"/>
                 <w:lang w:val="fr-CA"/>
               </w:rPr>
-              <w:t xml:space="preserve">Cultus Lake Lab, Fisheries and Oceans Canada,</w:t>
+              <w:t xml:space="preserve">Cultus Lake Lab, Fisheries and Oceans Canada </w:t>
             </w:r>
             <w:r>
               <w:rPr>

--- a/_book/techreport.docx
+++ b/_book/techreport.docx
@@ -67,7 +67,7 @@
                 <w:szCs w:val="36"/>
                 <w:lang w:val="fr-CA"/>
               </w:rPr>
-              <w:t xml:space="preserve">Updated Escapement Estimate Type Classification Guidance</w:t>
+              <w:t xml:space="preserve">Guidance on an Updated Spawner Estimation Classification System</w:t>
             </w:r>
             <w:r>
               <w:rPr>
@@ -259,17 +259,6 @@
                 <w:vertAlign w:val="superscript"/>
               </w:rPr>
               <w:t xml:space="preserve">3</w:t>
-            </w:r>
-            <w:r>
-              <w:rPr>
-                <w:rFonts w:ascii="Microsoft Sans Serif" w:hAnsi="Microsoft Sans Serif" w:cs="Microsoft Sans Serif"/>
-                <w:sz w:val="28"/>
-                <w:szCs w:val="28"/>
-                <w:rFonts w:ascii="Microsoft Sans Serif" w:hAnsi="Microsoft Sans Serif" w:cs="Microsoft Sans Serif"/>
-                <w:sz w:val="28"/>
-                <w:szCs w:val="28"/>
-              </w:rPr>
-              <w:t xml:space="preserve">, Regional Escapement Data Task Team</w:t>
             </w:r>
             <w:r>
               <w:rPr>
